--- a/ARY_GRS_001_Poc.docx
+++ b/ARY_GRS_001_Poc.docx
@@ -86,6 +86,7 @@
       <w:pPr>
         <w:widowControl w:val="0"/>
         <w:numPr>
+          <w:ilvl w:val="0"/>
           <w:numId w:val="0"/>
         </w:numPr>
         <w:jc w:val="both"/>
@@ -144,6 +145,7 @@
       <w:pPr>
         <w:widowControl w:val="0"/>
         <w:numPr>
+          <w:ilvl w:val="0"/>
           <w:numId w:val="0"/>
         </w:numPr>
         <w:jc w:val="both"/>
@@ -194,6 +196,7 @@
       <w:pPr>
         <w:widowControl w:val="0"/>
         <w:numPr>
+          <w:ilvl w:val="0"/>
           <w:numId w:val="0"/>
         </w:numPr>
         <w:jc w:val="both"/>
@@ -252,6 +255,7 @@
       <w:pPr>
         <w:widowControl w:val="0"/>
         <w:numPr>
+          <w:ilvl w:val="0"/>
           <w:numId w:val="0"/>
         </w:numPr>
         <w:jc w:val="both"/>
@@ -310,6 +314,7 @@
       <w:pPr>
         <w:widowControl w:val="0"/>
         <w:numPr>
+          <w:ilvl w:val="0"/>
           <w:numId w:val="0"/>
         </w:numPr>
         <w:jc w:val="both"/>
@@ -389,6 +394,7 @@
       <w:pPr>
         <w:widowControl w:val="0"/>
         <w:numPr>
+          <w:ilvl w:val="0"/>
           <w:numId w:val="0"/>
         </w:numPr>
         <w:jc w:val="both"/>
@@ -413,6 +419,7 @@
       <w:pPr>
         <w:widowControl w:val="0"/>
         <w:numPr>
+          <w:ilvl w:val="0"/>
           <w:numId w:val="0"/>
         </w:numPr>
         <w:jc w:val="both"/>
@@ -484,6 +491,7 @@
       <w:pPr>
         <w:widowControl w:val="0"/>
         <w:numPr>
+          <w:ilvl w:val="0"/>
           <w:numId w:val="0"/>
         </w:numPr>
         <w:ind w:firstLine="1200" w:firstLineChars="500"/>
@@ -548,6 +556,7 @@
       <w:pPr>
         <w:widowControl w:val="0"/>
         <w:numPr>
+          <w:ilvl w:val="0"/>
           <w:numId w:val="0"/>
         </w:numPr>
         <w:jc w:val="both"/>
@@ -572,21 +581,23 @@
       <w:pPr>
         <w:widowControl w:val="0"/>
         <w:numPr>
-          <w:numId w:val="0"/>
-        </w:numPr>
-        <w:jc w:val="both"/>
-        <w:rPr>
-          <w:rFonts w:hint="default"/>
-          <w:sz w:val="24"/>
-          <w:szCs w:val="32"/>
-          <w:lang w:val="en-US" w:eastAsia="zh-CN"/>
-        </w:rPr>
-      </w:pPr>
-    </w:p>
-    <w:p>
-      <w:pPr>
-        <w:widowControl w:val="0"/>
-        <w:numPr>
+          <w:ilvl w:val="0"/>
+          <w:numId w:val="0"/>
+        </w:numPr>
+        <w:jc w:val="both"/>
+        <w:rPr>
+          <w:rFonts w:hint="default"/>
+          <w:sz w:val="24"/>
+          <w:szCs w:val="32"/>
+          <w:lang w:val="en-US" w:eastAsia="zh-CN"/>
+        </w:rPr>
+      </w:pPr>
+    </w:p>
+    <w:p>
+      <w:pPr>
+        <w:widowControl w:val="0"/>
+        <w:numPr>
+          <w:ilvl w:val="0"/>
           <w:numId w:val="0"/>
         </w:numPr>
         <w:jc w:val="both"/>
@@ -639,6 +650,7 @@
       <w:pPr>
         <w:widowControl w:val="0"/>
         <w:numPr>
+          <w:ilvl w:val="0"/>
           <w:numId w:val="0"/>
         </w:numPr>
         <w:jc w:val="both"/>
@@ -663,6 +675,7 @@
       <w:pPr>
         <w:widowControl w:val="0"/>
         <w:numPr>
+          <w:ilvl w:val="0"/>
           <w:numId w:val="0"/>
         </w:numPr>
         <w:jc w:val="center"/>
@@ -715,6 +728,7 @@
       <w:pPr>
         <w:widowControl w:val="0"/>
         <w:numPr>
+          <w:ilvl w:val="0"/>
           <w:numId w:val="0"/>
         </w:numPr>
         <w:jc w:val="both"/>
@@ -739,6 +753,7 @@
       <w:pPr>
         <w:widowControl w:val="0"/>
         <w:numPr>
+          <w:ilvl w:val="0"/>
           <w:numId w:val="0"/>
         </w:numPr>
         <w:jc w:val="both"/>
@@ -763,6 +778,7 @@
       <w:pPr>
         <w:widowControl w:val="0"/>
         <w:numPr>
+          <w:ilvl w:val="0"/>
           <w:numId w:val="0"/>
         </w:numPr>
         <w:jc w:val="both"/>
@@ -821,21 +837,23 @@
       <w:pPr>
         <w:widowControl w:val="0"/>
         <w:numPr>
-          <w:numId w:val="0"/>
-        </w:numPr>
-        <w:jc w:val="both"/>
-        <w:rPr>
-          <w:rFonts w:hint="default"/>
-          <w:sz w:val="24"/>
-          <w:szCs w:val="32"/>
-          <w:lang w:val="en-US" w:eastAsia="zh-CN"/>
-        </w:rPr>
-      </w:pPr>
-    </w:p>
-    <w:p>
-      <w:pPr>
-        <w:widowControl w:val="0"/>
-        <w:numPr>
+          <w:ilvl w:val="0"/>
+          <w:numId w:val="0"/>
+        </w:numPr>
+        <w:jc w:val="both"/>
+        <w:rPr>
+          <w:rFonts w:hint="default"/>
+          <w:sz w:val="24"/>
+          <w:szCs w:val="32"/>
+          <w:lang w:val="en-US" w:eastAsia="zh-CN"/>
+        </w:rPr>
+      </w:pPr>
+    </w:p>
+    <w:p>
+      <w:pPr>
+        <w:widowControl w:val="0"/>
+        <w:numPr>
+          <w:ilvl w:val="0"/>
           <w:numId w:val="0"/>
         </w:numPr>
         <w:jc w:val="both"/>
@@ -860,6 +878,7 @@
       <w:pPr>
         <w:widowControl w:val="0"/>
         <w:numPr>
+          <w:ilvl w:val="0"/>
           <w:numId w:val="0"/>
         </w:numPr>
         <w:jc w:val="both"/>
@@ -918,6 +937,7 @@
       <w:pPr>
         <w:widowControl w:val="0"/>
         <w:numPr>
+          <w:ilvl w:val="0"/>
           <w:numId w:val="0"/>
         </w:numPr>
         <w:jc w:val="both"/>
@@ -959,6 +979,7 @@
       <w:pPr>
         <w:widowControl w:val="0"/>
         <w:numPr>
+          <w:ilvl w:val="0"/>
           <w:numId w:val="0"/>
         </w:numPr>
         <w:jc w:val="both"/>
@@ -1017,6 +1038,7 @@
       <w:pPr>
         <w:widowControl w:val="0"/>
         <w:numPr>
+          <w:ilvl w:val="0"/>
           <w:numId w:val="0"/>
         </w:numPr>
         <w:jc w:val="both"/>
@@ -1075,6 +1097,7 @@
       <w:pPr>
         <w:widowControl w:val="0"/>
         <w:numPr>
+          <w:ilvl w:val="0"/>
           <w:numId w:val="0"/>
         </w:numPr>
         <w:jc w:val="both"/>
@@ -1099,6 +1122,7 @@
       <w:pPr>
         <w:widowControl w:val="0"/>
         <w:numPr>
+          <w:ilvl w:val="0"/>
           <w:numId w:val="0"/>
         </w:numPr>
         <w:jc w:val="both"/>
@@ -1123,6 +1147,7 @@
       <w:pPr>
         <w:widowControl w:val="0"/>
         <w:numPr>
+          <w:ilvl w:val="0"/>
           <w:numId w:val="0"/>
         </w:numPr>
         <w:jc w:val="both"/>
@@ -1185,6 +1210,7 @@
       <w:pPr>
         <w:widowControl w:val="0"/>
         <w:numPr>
+          <w:ilvl w:val="0"/>
           <w:numId w:val="0"/>
         </w:numPr>
         <w:jc w:val="both"/>
@@ -1286,6 +1312,7 @@
       <w:pPr>
         <w:widowControl w:val="0"/>
         <w:numPr>
+          <w:ilvl w:val="0"/>
           <w:numId w:val="0"/>
         </w:numPr>
         <w:jc w:val="both"/>
@@ -1327,6 +1354,7 @@
       <w:pPr>
         <w:widowControl w:val="0"/>
         <w:numPr>
+          <w:ilvl w:val="0"/>
           <w:numId w:val="0"/>
         </w:numPr>
         <w:jc w:val="both"/>
@@ -1351,21 +1379,23 @@
       <w:pPr>
         <w:widowControl w:val="0"/>
         <w:numPr>
-          <w:numId w:val="0"/>
-        </w:numPr>
-        <w:jc w:val="both"/>
-        <w:rPr>
-          <w:rFonts w:hint="eastAsia"/>
-          <w:sz w:val="24"/>
-          <w:szCs w:val="32"/>
-          <w:lang w:val="en-US" w:eastAsia="zh-CN"/>
-        </w:rPr>
-      </w:pPr>
-    </w:p>
-    <w:p>
-      <w:pPr>
-        <w:widowControl w:val="0"/>
-        <w:numPr>
+          <w:ilvl w:val="0"/>
+          <w:numId w:val="0"/>
+        </w:numPr>
+        <w:jc w:val="both"/>
+        <w:rPr>
+          <w:rFonts w:hint="eastAsia"/>
+          <w:sz w:val="24"/>
+          <w:szCs w:val="32"/>
+          <w:lang w:val="en-US" w:eastAsia="zh-CN"/>
+        </w:rPr>
+      </w:pPr>
+    </w:p>
+    <w:p>
+      <w:pPr>
+        <w:widowControl w:val="0"/>
+        <w:numPr>
+          <w:ilvl w:val="0"/>
           <w:numId w:val="0"/>
         </w:numPr>
         <w:jc w:val="both"/>
@@ -1424,21 +1454,23 @@
       <w:pPr>
         <w:widowControl w:val="0"/>
         <w:numPr>
-          <w:numId w:val="0"/>
-        </w:numPr>
-        <w:jc w:val="both"/>
-        <w:rPr>
-          <w:rFonts w:hint="default"/>
-          <w:sz w:val="24"/>
-          <w:szCs w:val="32"/>
-          <w:lang w:val="en-US" w:eastAsia="zh-CN"/>
-        </w:rPr>
-      </w:pPr>
-    </w:p>
-    <w:p>
-      <w:pPr>
-        <w:widowControl w:val="0"/>
-        <w:numPr>
+          <w:ilvl w:val="0"/>
+          <w:numId w:val="0"/>
+        </w:numPr>
+        <w:jc w:val="both"/>
+        <w:rPr>
+          <w:rFonts w:hint="default"/>
+          <w:sz w:val="24"/>
+          <w:szCs w:val="32"/>
+          <w:lang w:val="en-US" w:eastAsia="zh-CN"/>
+        </w:rPr>
+      </w:pPr>
+    </w:p>
+    <w:p>
+      <w:pPr>
+        <w:widowControl w:val="0"/>
+        <w:numPr>
+          <w:ilvl w:val="0"/>
           <w:numId w:val="0"/>
         </w:numPr>
         <w:jc w:val="both"/>
@@ -1463,6 +1495,7 @@
       <w:pPr>
         <w:widowControl w:val="0"/>
         <w:numPr>
+          <w:ilvl w:val="0"/>
           <w:numId w:val="0"/>
         </w:numPr>
         <w:jc w:val="center"/>
@@ -1521,21 +1554,23 @@
       <w:pPr>
         <w:widowControl w:val="0"/>
         <w:numPr>
-          <w:numId w:val="0"/>
-        </w:numPr>
-        <w:jc w:val="both"/>
-        <w:rPr>
-          <w:rFonts w:hint="default"/>
-          <w:sz w:val="24"/>
-          <w:szCs w:val="32"/>
-          <w:lang w:val="en-US" w:eastAsia="zh-CN"/>
-        </w:rPr>
-      </w:pPr>
-    </w:p>
-    <w:p>
-      <w:pPr>
-        <w:widowControl w:val="0"/>
-        <w:numPr>
+          <w:ilvl w:val="0"/>
+          <w:numId w:val="0"/>
+        </w:numPr>
+        <w:jc w:val="both"/>
+        <w:rPr>
+          <w:rFonts w:hint="default"/>
+          <w:sz w:val="24"/>
+          <w:szCs w:val="32"/>
+          <w:lang w:val="en-US" w:eastAsia="zh-CN"/>
+        </w:rPr>
+      </w:pPr>
+    </w:p>
+    <w:p>
+      <w:pPr>
+        <w:widowControl w:val="0"/>
+        <w:numPr>
+          <w:ilvl w:val="0"/>
           <w:numId w:val="0"/>
         </w:numPr>
         <w:jc w:val="both"/>
@@ -1560,6 +1595,7 @@
       <w:pPr>
         <w:widowControl w:val="0"/>
         <w:numPr>
+          <w:ilvl w:val="0"/>
           <w:numId w:val="0"/>
         </w:numPr>
         <w:jc w:val="both"/>
@@ -1584,6 +1620,7 @@
       <w:pPr>
         <w:widowControl w:val="0"/>
         <w:numPr>
+          <w:ilvl w:val="0"/>
           <w:numId w:val="0"/>
         </w:numPr>
         <w:jc w:val="center"/>
@@ -1642,6 +1679,7 @@
       <w:pPr>
         <w:widowControl w:val="0"/>
         <w:numPr>
+          <w:ilvl w:val="0"/>
           <w:numId w:val="0"/>
         </w:numPr>
         <w:jc w:val="both"/>
@@ -1666,6 +1704,7 @@
       <w:pPr>
         <w:widowControl w:val="0"/>
         <w:numPr>
+          <w:ilvl w:val="0"/>
           <w:numId w:val="0"/>
         </w:numPr>
         <w:jc w:val="center"/>
@@ -1718,30 +1757,43 @@
       <w:pPr>
         <w:widowControl w:val="0"/>
         <w:numPr>
-          <w:numId w:val="0"/>
-        </w:numPr>
-        <w:jc w:val="both"/>
-        <w:rPr>
-          <w:rFonts w:hint="eastAsia"/>
-          <w:sz w:val="24"/>
-          <w:szCs w:val="32"/>
-          <w:lang w:val="en-US" w:eastAsia="zh-CN"/>
-        </w:rPr>
-      </w:pPr>
-      <w:r>
-        <w:rPr>
-          <w:rFonts w:hint="eastAsia"/>
-          <w:sz w:val="24"/>
-          <w:szCs w:val="32"/>
-          <w:lang w:val="en-US" w:eastAsia="zh-CN"/>
-        </w:rPr>
-        <w:t>点击“进入带测评队列”后，可在下方“提交流程状态”看到相关信息：</w:t>
-      </w:r>
-    </w:p>
-    <w:p>
-      <w:pPr>
-        <w:widowControl w:val="0"/>
-        <w:numPr>
+          <w:ilvl w:val="0"/>
+          <w:numId w:val="0"/>
+        </w:numPr>
+        <w:jc w:val="both"/>
+        <w:rPr>
+          <w:rFonts w:hint="eastAsia"/>
+          <w:sz w:val="24"/>
+          <w:szCs w:val="32"/>
+          <w:lang w:val="en-US" w:eastAsia="zh-CN"/>
+        </w:rPr>
+      </w:pPr>
+      <w:r>
+        <w:rPr>
+          <w:rFonts w:hint="eastAsia"/>
+          <w:sz w:val="24"/>
+          <w:szCs w:val="32"/>
+          <w:lang w:val="en-US" w:eastAsia="zh-CN"/>
+        </w:rPr>
+        <w:t>点击“进入待</w:t>
+      </w:r>
+      <w:bookmarkStart w:id="0" w:name="_GoBack"/>
+      <w:bookmarkEnd w:id="0"/>
+      <w:r>
+        <w:rPr>
+          <w:rFonts w:hint="eastAsia"/>
+          <w:sz w:val="24"/>
+          <w:szCs w:val="32"/>
+          <w:lang w:val="en-US" w:eastAsia="zh-CN"/>
+        </w:rPr>
+        <w:t>测评队列”后，可在下方“提交流程状态”看到相关信息：</w:t>
+      </w:r>
+    </w:p>
+    <w:p>
+      <w:pPr>
+        <w:widowControl w:val="0"/>
+        <w:numPr>
+          <w:ilvl w:val="0"/>
           <w:numId w:val="0"/>
         </w:numPr>
         <w:jc w:val="both"/>
@@ -1800,6 +1852,7 @@
       <w:pPr>
         <w:widowControl w:val="0"/>
         <w:numPr>
+          <w:ilvl w:val="0"/>
           <w:numId w:val="0"/>
         </w:numPr>
         <w:jc w:val="both"/>
@@ -1824,6 +1877,7 @@
       <w:pPr>
         <w:widowControl w:val="0"/>
         <w:numPr>
+          <w:ilvl w:val="0"/>
           <w:numId w:val="0"/>
         </w:numPr>
         <w:jc w:val="both"/>
@@ -1842,6 +1896,7 @@
       <w:pPr>
         <w:widowControl w:val="0"/>
         <w:numPr>
+          <w:ilvl w:val="0"/>
           <w:numId w:val="0"/>
         </w:numPr>
         <w:jc w:val="both"/>
@@ -1901,6 +1956,7 @@
       <w:pPr>
         <w:widowControl w:val="0"/>
         <w:numPr>
+          <w:ilvl w:val="0"/>
           <w:numId w:val="0"/>
         </w:numPr>
         <w:jc w:val="both"/>
@@ -1925,6 +1981,7 @@
       <w:pPr>
         <w:widowControl w:val="0"/>
         <w:numPr>
+          <w:ilvl w:val="0"/>
           <w:numId w:val="0"/>
         </w:numPr>
         <w:jc w:val="both"/>
@@ -1975,6 +2032,7 @@
       <w:pPr>
         <w:widowControl w:val="0"/>
         <w:numPr>
+          <w:ilvl w:val="0"/>
           <w:numId w:val="0"/>
         </w:numPr>
         <w:jc w:val="both"/>
@@ -2010,6 +2068,7 @@
       <w:pPr>
         <w:widowControl w:val="0"/>
         <w:numPr>
+          <w:ilvl w:val="0"/>
           <w:numId w:val="0"/>
         </w:numPr>
         <w:jc w:val="center"/>
@@ -2068,6 +2127,7 @@
       <w:pPr>
         <w:widowControl w:val="0"/>
         <w:numPr>
+          <w:ilvl w:val="0"/>
           <w:numId w:val="0"/>
         </w:numPr>
         <w:jc w:val="both"/>
@@ -2092,6 +2152,7 @@
       <w:pPr>
         <w:widowControl w:val="0"/>
         <w:numPr>
+          <w:ilvl w:val="0"/>
           <w:numId w:val="0"/>
         </w:numPr>
         <w:jc w:val="both"/>
@@ -2150,6 +2211,7 @@
       <w:pPr>
         <w:widowControl w:val="0"/>
         <w:numPr>
+          <w:ilvl w:val="0"/>
           <w:numId w:val="0"/>
         </w:numPr>
         <w:jc w:val="both"/>
@@ -2174,6 +2236,7 @@
       <w:pPr>
         <w:widowControl w:val="0"/>
         <w:numPr>
+          <w:ilvl w:val="0"/>
           <w:numId w:val="0"/>
         </w:numPr>
         <w:jc w:val="both"/>
@@ -2232,6 +2295,7 @@
       <w:pPr>
         <w:widowControl w:val="0"/>
         <w:numPr>
+          <w:ilvl w:val="0"/>
           <w:numId w:val="0"/>
         </w:numPr>
         <w:jc w:val="both"/>
@@ -2310,21 +2374,23 @@
       <w:pPr>
         <w:widowControl w:val="0"/>
         <w:numPr>
-          <w:numId w:val="0"/>
-        </w:numPr>
-        <w:jc w:val="both"/>
-        <w:rPr>
-          <w:rFonts w:hint="default"/>
-          <w:sz w:val="24"/>
-          <w:szCs w:val="32"/>
-          <w:lang w:val="en-US" w:eastAsia="zh-CN"/>
-        </w:rPr>
-      </w:pPr>
-    </w:p>
-    <w:p>
-      <w:pPr>
-        <w:widowControl w:val="0"/>
-        <w:numPr>
+          <w:ilvl w:val="0"/>
+          <w:numId w:val="0"/>
+        </w:numPr>
+        <w:jc w:val="both"/>
+        <w:rPr>
+          <w:rFonts w:hint="default"/>
+          <w:sz w:val="24"/>
+          <w:szCs w:val="32"/>
+          <w:lang w:val="en-US" w:eastAsia="zh-CN"/>
+        </w:rPr>
+      </w:pPr>
+    </w:p>
+    <w:p>
+      <w:pPr>
+        <w:widowControl w:val="0"/>
+        <w:numPr>
+          <w:ilvl w:val="0"/>
           <w:numId w:val="0"/>
         </w:numPr>
         <w:jc w:val="both"/>
@@ -2349,6 +2415,7 @@
       <w:pPr>
         <w:widowControl w:val="0"/>
         <w:numPr>
+          <w:ilvl w:val="0"/>
           <w:numId w:val="0"/>
         </w:numPr>
         <w:jc w:val="both"/>
@@ -2373,15 +2440,10 @@
       <w:pPr>
         <w:widowControl w:val="0"/>
         <w:numPr>
-          <w:numId w:val="0"/>
-        </w:numPr>
-        <w:jc w:val="both"/>
-        <w:rPr>
-          <w:rFonts w:hint="default"/>
-          <w:sz w:val="24"/>
-          <w:szCs w:val="32"/>
-          <w:lang w:val="en-US" w:eastAsia="zh-CN"/>
-        </w:rPr>
+          <w:ilvl w:val="0"/>
+          <w:numId w:val="0"/>
+        </w:numPr>
+        <w:jc w:val="both"/>
       </w:pPr>
       <w:r>
         <w:drawing>
@@ -2431,6 +2493,93 @@
       <w:pPr>
         <w:widowControl w:val="0"/>
         <w:numPr>
+          <w:ilvl w:val="0"/>
+          <w:numId w:val="0"/>
+        </w:numPr>
+        <w:jc w:val="both"/>
+        <w:rPr>
+          <w:rFonts w:hint="eastAsia"/>
+          <w:sz w:val="24"/>
+          <w:szCs w:val="32"/>
+          <w:lang w:val="en-US" w:eastAsia="zh-CN"/>
+        </w:rPr>
+      </w:pPr>
+      <w:r>
+        <w:rPr>
+          <w:rFonts w:hint="eastAsia"/>
+          <w:sz w:val="24"/>
+          <w:szCs w:val="32"/>
+          <w:lang w:val="en-US" w:eastAsia="zh-CN"/>
+        </w:rPr>
+        <w:t>并且，根据进度测评的结果，我们设置了榜单：</w:t>
+      </w:r>
+    </w:p>
+    <w:p>
+      <w:pPr>
+        <w:widowControl w:val="0"/>
+        <w:numPr>
+          <w:ilvl w:val="0"/>
+          <w:numId w:val="0"/>
+        </w:numPr>
+        <w:jc w:val="center"/>
+        <w:rPr>
+          <w:rFonts w:hint="default"/>
+          <w:sz w:val="24"/>
+          <w:szCs w:val="32"/>
+          <w:lang w:val="en-US" w:eastAsia="zh-CN"/>
+        </w:rPr>
+      </w:pPr>
+      <w:r>
+        <w:rPr>
+          <w:rFonts w:hint="default"/>
+          <w:sz w:val="24"/>
+          <w:szCs w:val="32"/>
+          <w:lang w:val="en-US" w:eastAsia="zh-CN"/>
+        </w:rPr>
+        <w:drawing>
+          <wp:inline distT="0" distB="0" distL="114300" distR="114300">
+            <wp:extent cx="3486150" cy="2736850"/>
+            <wp:effectExtent l="0" t="0" r="0" b="6350"/>
+            <wp:docPr id="1" name="图片 1" descr="33d270c83c005bff174500e890a4f549"/>
+            <wp:cNvGraphicFramePr>
+              <a:graphicFrameLocks xmlns:a="http://schemas.openxmlformats.org/drawingml/2006/main" noChangeAspect="1"/>
+            </wp:cNvGraphicFramePr>
+            <a:graphic xmlns:a="http://schemas.openxmlformats.org/drawingml/2006/main">
+              <a:graphicData uri="http://schemas.openxmlformats.org/drawingml/2006/picture">
+                <pic:pic xmlns:pic="http://schemas.openxmlformats.org/drawingml/2006/picture">
+                  <pic:nvPicPr>
+                    <pic:cNvPr id="1" name="图片 1" descr="33d270c83c005bff174500e890a4f549"/>
+                    <pic:cNvPicPr>
+                      <a:picLocks noChangeAspect="1"/>
+                    </pic:cNvPicPr>
+                  </pic:nvPicPr>
+                  <pic:blipFill>
+                    <a:blip r:embed="rId26"/>
+                    <a:stretch>
+                      <a:fillRect/>
+                    </a:stretch>
+                  </pic:blipFill>
+                  <pic:spPr>
+                    <a:xfrm>
+                      <a:off x="0" y="0"/>
+                      <a:ext cx="3486150" cy="2736850"/>
+                    </a:xfrm>
+                    <a:prstGeom prst="rect">
+                      <a:avLst/>
+                    </a:prstGeom>
+                  </pic:spPr>
+                </pic:pic>
+              </a:graphicData>
+            </a:graphic>
+          </wp:inline>
+        </w:drawing>
+      </w:r>
+    </w:p>
+    <w:p>
+      <w:pPr>
+        <w:widowControl w:val="0"/>
+        <w:numPr>
+          <w:ilvl w:val="0"/>
           <w:numId w:val="0"/>
         </w:numPr>
         <w:jc w:val="both"/>
@@ -2472,6 +2621,7 @@
       <w:pPr>
         <w:widowControl w:val="0"/>
         <w:numPr>
+          <w:ilvl w:val="0"/>
           <w:numId w:val="0"/>
         </w:numPr>
         <w:ind w:firstLine="420" w:firstLineChars="0"/>
@@ -2490,31 +2640,14 @@
           <w:szCs w:val="32"/>
           <w:lang w:val="en-US" w:eastAsia="zh-CN"/>
         </w:rPr>
-        <w:t>至此，我们已经演示了ARY从Organizer</w:t>
-      </w:r>
-      <w:r>
-        <w:rPr>
-          <w:rFonts w:hint="eastAsia"/>
-          <w:sz w:val="24"/>
-          <w:szCs w:val="32"/>
-          <w:lang w:val="en-US" w:eastAsia="zh-CN"/>
-        </w:rPr>
-        <w:t>创建</w:t>
-      </w:r>
-      <w:r>
-        <w:rPr>
-          <w:rFonts w:hint="eastAsia"/>
-          <w:sz w:val="24"/>
-          <w:szCs w:val="32"/>
-          <w:lang w:val="en-US" w:eastAsia="zh-CN"/>
-        </w:rPr>
-        <w:t>比赛、Organizer配置私有runner、Rider报名、Rider提交代码测试、Organizer主动发起进度测评的流程。</w:t>
-      </w:r>
-    </w:p>
-    <w:p>
-      <w:pPr>
-        <w:widowControl w:val="0"/>
-        <w:numPr>
+        <w:t>至此，我们已经演示了ARY从Organizer创建比赛、Organizer配置私有runner、Rider报名、Rider提交代码测试、Organizer主动发起进度测评的流程。</w:t>
+      </w:r>
+    </w:p>
+    <w:p>
+      <w:pPr>
+        <w:widowControl w:val="0"/>
+        <w:numPr>
+          <w:ilvl w:val="0"/>
           <w:numId w:val="0"/>
         </w:numPr>
         <w:ind w:firstLine="420" w:firstLineChars="0"/>
@@ -2540,6 +2673,7 @@
       <w:pPr>
         <w:widowControl w:val="0"/>
         <w:numPr>
+          <w:ilvl w:val="0"/>
           <w:numId w:val="0"/>
         </w:numPr>
         <w:ind w:firstLine="420" w:firstLineChars="0"/>
@@ -2607,6 +2741,7 @@
       <w:pPr>
         <w:widowControl w:val="0"/>
         <w:numPr>
+          <w:ilvl w:val="0"/>
           <w:numId w:val="0"/>
         </w:numPr>
         <w:jc w:val="both"/>
@@ -2647,6 +2782,7 @@
       <w:pPr>
         <w:widowControl w:val="0"/>
         <w:numPr>
+          <w:ilvl w:val="0"/>
           <w:numId w:val="0"/>
         </w:numPr>
         <w:jc w:val="both"/>
@@ -2682,8 +2818,6 @@
         </w:rPr>
         <w:t>Organizer的私密数据由Organizer提供的runner（仅拉取/返回作用），把Rider的数据/对话记录拉取到Organizer自己的环境里进行测试，然后只将结果返回ARY，完全不暴露私密数据。</w:t>
       </w:r>
-      <w:bookmarkStart w:id="0" w:name="_GoBack"/>
-      <w:bookmarkEnd w:id="0"/>
     </w:p>
     <w:sectPr>
       <w:pgSz w:w="11906" w:h="16838"/>
